--- a/Agile-Scrum_TangDuyKhanh_05.docx
+++ b/Agile-Scrum_TangDuyKhanh_05.docx
@@ -4577,6 +4577,14 @@
                 <w:szCs w:val="24"/>
               </w:rPr>
             </w:pPr>
+            <w:r>
+              <w:rPr>
+                <w:rFonts w:ascii="Times New Roman" w:eastAsia="Times New Roman" w:hAnsi="Times New Roman" w:cs="Times New Roman"/>
+                <w:sz w:val="24"/>
+                <w:szCs w:val="24"/>
+              </w:rPr>
+              <w:t>UI</w:t>
+            </w:r>
           </w:p>
         </w:tc>
         <w:tc>
@@ -4605,6 +4613,14 @@
                 <w:szCs w:val="24"/>
               </w:rPr>
             </w:pPr>
+            <w:r>
+              <w:rPr>
+                <w:rFonts w:ascii="Times New Roman" w:eastAsia="Times New Roman" w:hAnsi="Times New Roman" w:cs="Times New Roman"/>
+                <w:sz w:val="24"/>
+                <w:szCs w:val="24"/>
+              </w:rPr>
+              <w:t>4</w:t>
+            </w:r>
           </w:p>
         </w:tc>
       </w:tr>
@@ -4646,6 +4662,14 @@
               </w:rPr>
               <w:t xml:space="preserve">Viết truy vấn cơ sở dữ liệu để lấy thông tin </w:t>
             </w:r>
+            <w:r>
+              <w:rPr>
+                <w:rFonts w:ascii="Times New Roman" w:eastAsia="Times New Roman" w:hAnsi="Times New Roman" w:cs="Times New Roman"/>
+                <w:sz w:val="24"/>
+                <w:szCs w:val="24"/>
+              </w:rPr>
+              <w:t>chi tiết lộ trình</w:t>
+            </w:r>
           </w:p>
         </w:tc>
         <w:tc>
@@ -4674,6 +4698,14 @@
                 <w:szCs w:val="24"/>
               </w:rPr>
             </w:pPr>
+            <w:r>
+              <w:rPr>
+                <w:rFonts w:ascii="Times New Roman" w:eastAsia="Times New Roman" w:hAnsi="Times New Roman" w:cs="Times New Roman"/>
+                <w:sz w:val="24"/>
+                <w:szCs w:val="24"/>
+              </w:rPr>
+              <w:t>Database</w:t>
+            </w:r>
           </w:p>
         </w:tc>
         <w:tc>
@@ -4702,6 +4734,14 @@
                 <w:szCs w:val="24"/>
               </w:rPr>
             </w:pPr>
+            <w:r>
+              <w:rPr>
+                <w:rFonts w:ascii="Times New Roman" w:eastAsia="Times New Roman" w:hAnsi="Times New Roman" w:cs="Times New Roman"/>
+                <w:sz w:val="24"/>
+                <w:szCs w:val="24"/>
+              </w:rPr>
+              <w:t>4</w:t>
+            </w:r>
           </w:p>
         </w:tc>
       </w:tr>
@@ -4735,6 +4775,14 @@
                 <w:szCs w:val="24"/>
               </w:rPr>
             </w:pPr>
+            <w:r>
+              <w:rPr>
+                <w:rFonts w:ascii="Times New Roman" w:eastAsia="Times New Roman" w:hAnsi="Times New Roman" w:cs="Times New Roman"/>
+                <w:sz w:val="24"/>
+                <w:szCs w:val="24"/>
+              </w:rPr>
+              <w:t xml:space="preserve">Phát triển API và tích hợp logic hiển thị dữ liệu ca thu gom lên giao diện </w:t>
+            </w:r>
           </w:p>
         </w:tc>
         <w:tc>
@@ -4763,6 +4811,14 @@
                 <w:szCs w:val="24"/>
               </w:rPr>
             </w:pPr>
+            <w:r>
+              <w:rPr>
+                <w:rFonts w:ascii="Times New Roman" w:eastAsia="Times New Roman" w:hAnsi="Times New Roman" w:cs="Times New Roman"/>
+                <w:sz w:val="24"/>
+                <w:szCs w:val="24"/>
+              </w:rPr>
+              <w:t>Dev</w:t>
+            </w:r>
           </w:p>
         </w:tc>
         <w:tc>
@@ -4791,6 +4847,14 @@
                 <w:szCs w:val="24"/>
               </w:rPr>
             </w:pPr>
+            <w:r>
+              <w:rPr>
+                <w:rFonts w:ascii="Times New Roman" w:eastAsia="Times New Roman" w:hAnsi="Times New Roman" w:cs="Times New Roman"/>
+                <w:sz w:val="24"/>
+                <w:szCs w:val="24"/>
+              </w:rPr>
+              <w:t>8</w:t>
+            </w:r>
           </w:p>
         </w:tc>
       </w:tr>
@@ -4891,6 +4955,14 @@
                 <w:szCs w:val="24"/>
               </w:rPr>
             </w:pPr>
+            <w:r>
+              <w:rPr>
+                <w:rFonts w:ascii="Times New Roman" w:eastAsia="Times New Roman" w:hAnsi="Times New Roman" w:cs="Times New Roman"/>
+                <w:sz w:val="24"/>
+                <w:szCs w:val="24"/>
+              </w:rPr>
+              <w:t>16 giờ</w:t>
+            </w:r>
           </w:p>
         </w:tc>
       </w:tr>
@@ -4938,7 +5010,6 @@
           <w:sz w:val="26"/>
           <w:szCs w:val="26"/>
         </w:rPr>
-        <w:lastRenderedPageBreak/>
         <w:t>3.9. Phân tích Burndown Chart</w:t>
       </w:r>
     </w:p>
@@ -5114,6 +5185,89 @@
                 <w:szCs w:val="24"/>
               </w:rPr>
             </w:pPr>
+            <w:r>
+              <w:rPr>
+                <w:rFonts w:ascii="Times New Roman" w:eastAsia="Times New Roman" w:hAnsi="Times New Roman" w:cs="Times New Roman"/>
+                <w:sz w:val="24"/>
+                <w:szCs w:val="24"/>
+              </w:rPr>
+              <w:t>Thực tế : 22SP</w:t>
+            </w:r>
+          </w:p>
+          <w:p>
+            <w:pPr>
+              <w:pBdr>
+                <w:top w:val="nil"/>
+                <w:left w:val="nil"/>
+                <w:bottom w:val="nil"/>
+                <w:right w:val="nil"/>
+                <w:between w:val="nil"/>
+              </w:pBdr>
+              <w:spacing w:line="276" w:lineRule="auto"/>
+              <w:rPr>
+                <w:rFonts w:ascii="Times New Roman" w:eastAsia="Times New Roman" w:hAnsi="Times New Roman" w:cs="Times New Roman"/>
+                <w:sz w:val="24"/>
+                <w:szCs w:val="24"/>
+              </w:rPr>
+            </w:pPr>
+            <w:r>
+              <w:rPr>
+                <w:rFonts w:ascii="Times New Roman" w:eastAsia="Times New Roman" w:hAnsi="Times New Roman" w:cs="Times New Roman"/>
+                <w:sz w:val="24"/>
+                <w:szCs w:val="24"/>
+              </w:rPr>
+              <w:t>Lý tưởng: 15Sp</w:t>
+            </w:r>
+          </w:p>
+          <w:p>
+            <w:pPr>
+              <w:pBdr>
+                <w:top w:val="nil"/>
+                <w:left w:val="nil"/>
+                <w:bottom w:val="nil"/>
+                <w:right w:val="nil"/>
+                <w:between w:val="nil"/>
+              </w:pBdr>
+              <w:spacing w:line="276" w:lineRule="auto"/>
+              <w:rPr>
+                <w:rFonts w:ascii="Times New Roman" w:eastAsia="Times New Roman" w:hAnsi="Times New Roman" w:cs="Times New Roman"/>
+                <w:sz w:val="24"/>
+                <w:szCs w:val="24"/>
+              </w:rPr>
+            </w:pPr>
+            <w:r>
+              <w:rPr>
+                <w:rFonts w:ascii="Times New Roman" w:eastAsia="Times New Roman" w:hAnsi="Times New Roman" w:cs="Times New Roman"/>
+                <w:sz w:val="24"/>
+                <w:szCs w:val="24"/>
+              </w:rPr>
+              <w:t>Chênh lệch: 22 – 15 = 7SP</w:t>
+            </w:r>
+          </w:p>
+          <w:p>
+            <w:pPr>
+              <w:pBdr>
+                <w:top w:val="nil"/>
+                <w:left w:val="nil"/>
+                <w:bottom w:val="nil"/>
+                <w:right w:val="nil"/>
+                <w:between w:val="nil"/>
+              </w:pBdr>
+              <w:spacing w:line="276" w:lineRule="auto"/>
+              <w:rPr>
+                <w:rFonts w:ascii="Times New Roman" w:eastAsia="Times New Roman" w:hAnsi="Times New Roman" w:cs="Times New Roman"/>
+                <w:sz w:val="24"/>
+                <w:szCs w:val="24"/>
+              </w:rPr>
+            </w:pPr>
+            <w:r>
+              <w:rPr>
+                <w:rFonts w:ascii="Times New Roman" w:eastAsia="Times New Roman" w:hAnsi="Times New Roman" w:cs="Times New Roman"/>
+                <w:sz w:val="24"/>
+                <w:szCs w:val="24"/>
+              </w:rPr>
+              <w:t>Kết luận: đội đang chậm tiến độ</w:t>
+            </w:r>
           </w:p>
         </w:tc>
       </w:tr>
@@ -5182,6 +5336,55 @@
                 <w:szCs w:val="24"/>
               </w:rPr>
             </w:pPr>
+            <w:r>
+              <w:rPr>
+                <w:rFonts w:ascii="Times New Roman" w:eastAsia="Times New Roman" w:hAnsi="Times New Roman" w:cs="Times New Roman"/>
+                <w:sz w:val="24"/>
+                <w:szCs w:val="24"/>
+              </w:rPr>
+              <w:t xml:space="preserve">Dấu hiệu bất thường: Đường thực tế đi ngang từ ngày đến ngày </w:t>
+            </w:r>
+            <w:r>
+              <w:rPr>
+                <w:rFonts w:ascii="Times New Roman" w:eastAsia="Times New Roman" w:hAnsi="Times New Roman" w:cs="Times New Roman"/>
+                <w:sz w:val="24"/>
+                <w:szCs w:val="24"/>
+              </w:rPr>
+              <w:t>2 ( không giảm) hoặc từ ngày 6 – 8 giảm rất ít</w:t>
+            </w:r>
+          </w:p>
+          <w:p>
+            <w:pPr>
+              <w:pBdr>
+                <w:top w:val="nil"/>
+                <w:left w:val="nil"/>
+                <w:bottom w:val="nil"/>
+                <w:right w:val="nil"/>
+                <w:between w:val="nil"/>
+              </w:pBdr>
+              <w:spacing w:line="276" w:lineRule="auto"/>
+              <w:rPr>
+                <w:rFonts w:ascii="Times New Roman" w:eastAsia="Times New Roman" w:hAnsi="Times New Roman" w:cs="Times New Roman"/>
+                <w:sz w:val="24"/>
+                <w:szCs w:val="24"/>
+              </w:rPr>
+            </w:pPr>
+            <w:r>
+              <w:rPr>
+                <w:rFonts w:ascii="Times New Roman" w:eastAsia="Times New Roman" w:hAnsi="Times New Roman" w:cs="Times New Roman"/>
+                <w:sz w:val="24"/>
+                <w:szCs w:val="24"/>
+              </w:rPr>
+              <w:t xml:space="preserve">Rủi ro: Đội đang dồn việc vào những ngày cuối Sprint, dẫn đến nguy cơ không hoàn thành các US đã cam kết hoặc sản phẩm </w:t>
+            </w:r>
+            <w:r>
+              <w:rPr>
+                <w:rFonts w:ascii="Times New Roman" w:eastAsia="Times New Roman" w:hAnsi="Times New Roman" w:cs="Times New Roman"/>
+                <w:sz w:val="24"/>
+                <w:szCs w:val="24"/>
+              </w:rPr>
+              <w:t>làm ra không đảm bảo chất lượng do thiếu thời gian kiểm thử</w:t>
+            </w:r>
           </w:p>
         </w:tc>
       </w:tr>
@@ -5453,6 +5656,14 @@
                 <w:szCs w:val="24"/>
               </w:rPr>
             </w:pPr>
+            <w:r>
+              <w:rPr>
+                <w:rFonts w:ascii="Times New Roman" w:eastAsia="Times New Roman" w:hAnsi="Times New Roman" w:cs="Times New Roman"/>
+                <w:sz w:val="24"/>
+                <w:szCs w:val="24"/>
+              </w:rPr>
+              <w:t>Stakeholder</w:t>
+            </w:r>
           </w:p>
         </w:tc>
         <w:tc>
@@ -5481,6 +5692,14 @@
                 <w:szCs w:val="24"/>
               </w:rPr>
             </w:pPr>
+            <w:r>
+              <w:rPr>
+                <w:rFonts w:ascii="Times New Roman" w:eastAsia="Times New Roman" w:hAnsi="Times New Roman" w:cs="Times New Roman"/>
+                <w:sz w:val="24"/>
+                <w:szCs w:val="24"/>
+              </w:rPr>
+              <w:t>Scrum master</w:t>
+            </w:r>
           </w:p>
         </w:tc>
         <w:tc>
@@ -5509,6 +5728,14 @@
                 <w:szCs w:val="24"/>
               </w:rPr>
             </w:pPr>
+            <w:r>
+              <w:rPr>
+                <w:rFonts w:ascii="Times New Roman" w:eastAsia="Times New Roman" w:hAnsi="Times New Roman" w:cs="Times New Roman"/>
+                <w:sz w:val="24"/>
+                <w:szCs w:val="24"/>
+              </w:rPr>
+              <w:t>Dev</w:t>
+            </w:r>
           </w:p>
         </w:tc>
         <w:tc>
@@ -5537,6 +5764,14 @@
                 <w:szCs w:val="24"/>
               </w:rPr>
             </w:pPr>
+            <w:r>
+              <w:rPr>
+                <w:rFonts w:ascii="Times New Roman" w:eastAsia="Times New Roman" w:hAnsi="Times New Roman" w:cs="Times New Roman"/>
+                <w:sz w:val="24"/>
+                <w:szCs w:val="24"/>
+              </w:rPr>
+              <w:t>Scrum master</w:t>
+            </w:r>
           </w:p>
         </w:tc>
       </w:tr>
@@ -5652,6 +5887,38 @@
                 <w:szCs w:val="24"/>
               </w:rPr>
             </w:pPr>
+            <w:r>
+              <w:rPr>
+                <w:rFonts w:ascii="Times New Roman" w:eastAsia="Times New Roman" w:hAnsi="Times New Roman" w:cs="Times New Roman"/>
+                <w:sz w:val="24"/>
+                <w:szCs w:val="24"/>
+              </w:rPr>
+              <w:t xml:space="preserve">PO ghi nhận ý kiến và gửi lời cảm ơn đến </w:t>
+            </w:r>
+            <w:r>
+              <w:rPr>
+                <w:rFonts w:ascii="Times New Roman" w:eastAsia="Times New Roman" w:hAnsi="Times New Roman" w:cs="Times New Roman"/>
+                <w:sz w:val="24"/>
+                <w:szCs w:val="24"/>
+              </w:rPr>
+              <w:t>S</w:t>
+            </w:r>
+            <w:r>
+              <w:rPr>
+                <w:rFonts w:ascii="Times New Roman" w:eastAsia="Times New Roman" w:hAnsi="Times New Roman" w:cs="Times New Roman"/>
+                <w:sz w:val="24"/>
+                <w:szCs w:val="24"/>
+              </w:rPr>
+              <w:t xml:space="preserve">takeholder. Sau đó, PO sẽ đánh giá giá trị kinh doanh của tính năng đề nghị, đauw nó vào PB, sắp xếp lại thứ tự ưu tiên cùng các yêu cầu khác và lên kế hoạch đưa vào các sprint tiếp theo nếu phù hợp, chứ không bổ sung gấp vào sprint hiện </w:t>
+            </w:r>
+            <w:r>
+              <w:rPr>
+                <w:rFonts w:ascii="Times New Roman" w:eastAsia="Times New Roman" w:hAnsi="Times New Roman" w:cs="Times New Roman"/>
+                <w:sz w:val="24"/>
+                <w:szCs w:val="24"/>
+              </w:rPr>
+              <w:t>tại</w:t>
+            </w:r>
           </w:p>
         </w:tc>
       </w:tr>

--- a/Agile-Scrum_TangDuyKhanh_05.docx
+++ b/Agile-Scrum_TangDuyKhanh_05.docx
@@ -5893,31 +5893,31 @@
                 <w:sz w:val="24"/>
                 <w:szCs w:val="24"/>
               </w:rPr>
-              <w:t xml:space="preserve">PO ghi nhận ý kiến và gửi lời cảm ơn đến </w:t>
-            </w:r>
-            <w:r>
-              <w:rPr>
-                <w:rFonts w:ascii="Times New Roman" w:eastAsia="Times New Roman" w:hAnsi="Times New Roman" w:cs="Times New Roman"/>
-                <w:sz w:val="24"/>
-                <w:szCs w:val="24"/>
-              </w:rPr>
-              <w:t>S</w:t>
-            </w:r>
-            <w:r>
-              <w:rPr>
-                <w:rFonts w:ascii="Times New Roman" w:eastAsia="Times New Roman" w:hAnsi="Times New Roman" w:cs="Times New Roman"/>
-                <w:sz w:val="24"/>
-                <w:szCs w:val="24"/>
-              </w:rPr>
-              <w:t xml:space="preserve">takeholder. Sau đó, PO sẽ đánh giá giá trị kinh doanh của tính năng đề nghị, đauw nó vào PB, sắp xếp lại thứ tự ưu tiên cùng các yêu cầu khác và lên kế hoạch đưa vào các sprint tiếp theo nếu phù hợp, chứ không bổ sung gấp vào sprint hiện </w:t>
-            </w:r>
-            <w:r>
-              <w:rPr>
-                <w:rFonts w:ascii="Times New Roman" w:eastAsia="Times New Roman" w:hAnsi="Times New Roman" w:cs="Times New Roman"/>
-                <w:sz w:val="24"/>
-                <w:szCs w:val="24"/>
-              </w:rPr>
-              <w:t>tại</w:t>
+              <w:t xml:space="preserve">PO ghi nhận ý kiến và gửi lời cảm ơn đến Stakeholder. Sau đó, PO sẽ đánh giá giá trị kinh doanh của tính năng đề nghị, </w:t>
+            </w:r>
+            <w:r>
+              <w:rPr>
+                <w:rFonts w:ascii="Times New Roman" w:eastAsia="Times New Roman" w:hAnsi="Times New Roman" w:cs="Times New Roman"/>
+                <w:sz w:val="24"/>
+                <w:szCs w:val="24"/>
+              </w:rPr>
+              <w:t>đưa</w:t>
+            </w:r>
+            <w:r>
+              <w:rPr>
+                <w:rFonts w:ascii="Times New Roman" w:eastAsia="Times New Roman" w:hAnsi="Times New Roman" w:cs="Times New Roman"/>
+                <w:sz w:val="24"/>
+                <w:szCs w:val="24"/>
+              </w:rPr>
+              <w:t xml:space="preserve"> nó vào PB, sắp xếp lại thứ tự ưu tiên cùng các yêu cầu khác và lên kế hoạch đưa vào các sprint tiếp theo nếu phù hợp, chứ không bổ sung gấp vào sprint hiện </w:t>
+            </w:r>
+            <w:r>
+              <w:rPr>
+                <w:rFonts w:ascii="Times New Roman" w:eastAsia="Times New Roman" w:hAnsi="Times New Roman" w:cs="Times New Roman"/>
+                <w:sz w:val="24"/>
+                <w:szCs w:val="24"/>
+              </w:rPr>
+              <w:t>tại.</w:t>
             </w:r>
           </w:p>
         </w:tc>
